--- a/app/assets/templates/DESVINCULACION_ADMINISTRATIVA.docx
+++ b/app/assets/templates/DESVINCULACION_ADMINISTRATIVA.docx
@@ -16,22 +16,7 @@
         <w:t xml:space="preserve">Santiago de Cali, </w:t>
       </w:r>
       <w:r>
-        <w:rPr>
-          <w:rFonts w:ascii="Arial" w:hAnsi="Arial" w:cs="Arial"/>
-        </w:rPr>
-        <w:t>Julio 26</w:t>
-      </w:r>
-      <w:r>
-        <w:rPr>
-          <w:rFonts w:ascii="Arial" w:hAnsi="Arial" w:cs="Arial"/>
-        </w:rPr>
-        <w:t xml:space="preserve"> de 202</w:t>
-      </w:r>
-      <w:r>
-        <w:rPr>
-          <w:rFonts w:ascii="Arial" w:hAnsi="Arial" w:cs="Arial"/>
-        </w:rPr>
-        <w:t>3</w:t>
+        <w:t>{{fecha_larga}}</w:t>
       </w:r>
     </w:p>
     <w:p>
@@ -98,22 +83,39 @@
         <w:t>C.C.</w:t>
       </w:r>
       <w:r>
-        <w:rPr>
-          <w:rFonts w:ascii="Arial" w:hAnsi="Arial" w:cs="Arial"/>
-        </w:rPr>
-        <w:t xml:space="preserve">98.348.200 </w:t>
-      </w:r>
-      <w:r>
-        <w:rPr>
-          <w:rFonts w:ascii="Arial" w:hAnsi="Arial" w:cs="Arial"/>
-        </w:rPr>
-        <w:t xml:space="preserve">de </w:t>
-      </w:r>
-      <w:r>
-        <w:rPr>
-          <w:rFonts w:ascii="Arial" w:hAnsi="Arial" w:cs="Arial"/>
-        </w:rPr>
-        <w:t>Los Andes - Nariño</w:t>
+        <w:t xml:space="preserve"> </w:t>
+      </w:r>
+      <w:r>
+        <w:t>{{documento_propietario</w:t>
+      </w:r>
+      <w:proofErr w:type="gramStart"/>
+      <w:r>
+        <w:t xml:space="preserve">}} </w:t>
+      </w:r>
+      <w:r>
+        <w:t xml:space="preserve"> </w:t>
+      </w:r>
+      <w:r>
+        <w:rPr>
+          <w:rFonts w:ascii="Arial" w:hAnsi="Arial" w:cs="Arial"/>
+        </w:rPr>
+        <w:t>de</w:t>
+      </w:r>
+      <w:proofErr w:type="gramEnd"/>
+      <w:r>
+        <w:rPr>
+          <w:rFonts w:ascii="Arial" w:hAnsi="Arial" w:cs="Arial"/>
+        </w:rPr>
+        <w:t xml:space="preserve"> </w:t>
+      </w:r>
+      <w:r>
+        <w:t>{{ciudad_expedicion}}</w:t>
+      </w:r>
+      <w:r>
+        <w:rPr>
+          <w:rFonts w:ascii="Arial" w:hAnsi="Arial" w:cs="Arial"/>
+        </w:rPr>
+        <w:t>.</w:t>
       </w:r>
     </w:p>
     <w:p>
@@ -131,10 +133,10 @@
         <w:t xml:space="preserve">Dirección </w:t>
       </w:r>
       <w:r>
-        <w:rPr>
-          <w:rFonts w:ascii="Arial" w:hAnsi="Arial" w:cs="Arial"/>
-        </w:rPr>
-        <w:t>Calle San pedro Alejandrino</w:t>
+        <w:t>{{direccion_propietario}}</w:t>
+      </w:r>
+      <w:r>
+        <w:t xml:space="preserve"> </w:t>
       </w:r>
     </w:p>
     <w:p>
@@ -152,10 +154,7 @@
         <w:t xml:space="preserve">Teléfono </w:t>
       </w:r>
       <w:r>
-        <w:rPr>
-          <w:rFonts w:ascii="Arial" w:hAnsi="Arial" w:cs="Arial"/>
-        </w:rPr>
-        <w:t>3155004800</w:t>
+        <w:t>{{telefono_propietario}}</w:t>
       </w:r>
     </w:p>
     <w:p>
@@ -173,10 +172,7 @@
         <w:t xml:space="preserve">Propietario vehículo </w:t>
       </w:r>
       <w:r>
-        <w:rPr>
-          <w:rFonts w:ascii="Arial" w:hAnsi="Arial" w:cs="Arial"/>
-        </w:rPr>
-        <w:t>1455</w:t>
+        <w:t>{{numero_interno}}</w:t>
       </w:r>
     </w:p>
     <w:p>
@@ -188,26 +184,25 @@
         </w:rPr>
       </w:pPr>
       <w:r>
-        <w:rPr>
-          <w:rFonts w:ascii="Arial" w:hAnsi="Arial" w:cs="Arial"/>
-        </w:rPr>
-        <w:t>Los Andes - Nariño</w:t>
-      </w:r>
-    </w:p>
-    <w:p>
-      <w:pPr>
-        <w:spacing w:after="0"/>
-        <w:jc w:val="both"/>
-        <w:rPr>
-          <w:rFonts w:ascii="Arial" w:hAnsi="Arial" w:cs="Arial"/>
-        </w:rPr>
-      </w:pPr>
-      <w:r>
-        <w:rPr>
-          <w:rFonts w:ascii="Arial" w:hAnsi="Arial" w:cs="Arial"/>
-        </w:rPr>
-        <w:t>L. C.</w:t>
-      </w:r>
+        <w:t>{{ciudad_</w:t>
+      </w:r>
+      <w:proofErr w:type="gramStart"/>
+      <w:r>
+        <w:t>expedicion}}</w:t>
+      </w:r>
+      <w:r>
+        <w:rPr>
+          <w:rFonts w:ascii="Arial" w:hAnsi="Arial" w:cs="Arial"/>
+        </w:rPr>
+        <w:t>.</w:t>
+      </w:r>
+      <w:r>
+        <w:rPr>
+          <w:rFonts w:ascii="Arial" w:hAnsi="Arial" w:cs="Arial"/>
+        </w:rPr>
+        <w:t>.</w:t>
+      </w:r>
+      <w:proofErr w:type="gramEnd"/>
     </w:p>
     <w:p>
       <w:pPr>
@@ -244,7 +239,10 @@
           <w:rFonts w:ascii="Arial" w:hAnsi="Arial" w:cs="Arial"/>
           <w:highlight w:val="lightGray"/>
         </w:rPr>
-        <w:t>Placas KUK-273</w:t>
+        <w:t xml:space="preserve">Placas </w:t>
+      </w:r>
+      <w:r>
+        <w:t>{{placa}}</w:t>
       </w:r>
     </w:p>
     <w:p>
@@ -269,16 +267,16 @@
         <w:t xml:space="preserve">ALBA LUZ MARTINEZ DE CAMPO, en mi calidad de representante legal de la empresa de transportes SULTANA DEL VALLE S.A.S, de manera respetuosa y acorde al contrato de vinculación para el servicio público de transporte terrestre intermunicipal del vehículo de placas </w:t>
       </w:r>
       <w:r>
-        <w:rPr>
-          <w:rFonts w:ascii="Arial" w:hAnsi="Arial" w:cs="Arial"/>
-        </w:rPr>
-        <w:t xml:space="preserve">KUK-273 </w:t>
-      </w:r>
-      <w:r>
-        <w:rPr>
-          <w:rFonts w:ascii="Arial" w:hAnsi="Arial" w:cs="Arial"/>
-        </w:rPr>
-        <w:t xml:space="preserve"> firmado entre la empresa y usted en su calidad de propietario, me permito comunicarle que dicho contrato hace referencia al cumplimiento del objeto social de la empresa, el cual se basa en la prestación del servicio público de transporte de pasajeros para el cual usted presen</w:t>
+        <w:t>{{placa}}</w:t>
+      </w:r>
+      <w:r>
+        <w:t xml:space="preserve"> </w:t>
+      </w:r>
+      <w:r>
+        <w:rPr>
+          <w:rFonts w:ascii="Arial" w:hAnsi="Arial" w:cs="Arial"/>
+        </w:rPr>
+        <w:t>firmado entre la empresa y usted en su calidad de propietario, me permito comunicarle que dicho contrato hace referencia al cumplimiento del objeto social de la empresa, el cual se basa en la prestación del servicio público de transporte de pasajeros para el cual usted presen</w:t>
       </w:r>
       <w:r>
         <w:rPr>
@@ -329,34 +327,43 @@
         <w:t xml:space="preserve"> el decreto 170 del 2001 en su artículo 50, en concordancia con el decreto 1079 único reglamentario del sector transporte en su artículo 2.2.1.1.10.6, se solicitara la desvinculación administrativa por cuenta de la empresa del vehículo de placas </w:t>
       </w:r>
       <w:r>
-        <w:rPr>
-          <w:rFonts w:ascii="Arial" w:hAnsi="Arial" w:cs="Arial"/>
-        </w:rPr>
-        <w:t>KUK-273</w:t>
-      </w:r>
-      <w:r>
-        <w:rPr>
-          <w:rFonts w:ascii="Arial" w:hAnsi="Arial" w:cs="Arial"/>
-        </w:rPr>
-        <w:t>, Marca AGRALE, Modelo 200</w:t>
-      </w:r>
-      <w:r>
-        <w:rPr>
-          <w:rFonts w:ascii="Arial" w:hAnsi="Arial" w:cs="Arial"/>
-        </w:rPr>
-        <w:t>5</w:t>
-      </w:r>
-      <w:r>
-        <w:rPr>
-          <w:rFonts w:ascii="Arial" w:hAnsi="Arial" w:cs="Arial"/>
-        </w:rPr>
-        <w:t xml:space="preserve">, Clase BUS, Motor </w:t>
-      </w:r>
-      <w:r>
-        <w:rPr>
-          <w:rFonts w:ascii="Arial" w:hAnsi="Arial" w:cs="Arial"/>
-        </w:rPr>
-        <w:t>4111465</w:t>
+        <w:t>{{placa}}</w:t>
+      </w:r>
+      <w:r>
+        <w:rPr>
+          <w:rFonts w:ascii="Arial" w:hAnsi="Arial" w:cs="Arial"/>
+        </w:rPr>
+        <w:t xml:space="preserve">, Marca </w:t>
+      </w:r>
+      <w:r>
+        <w:t>{{marca}}</w:t>
+      </w:r>
+      <w:r>
+        <w:rPr>
+          <w:rFonts w:ascii="Arial" w:hAnsi="Arial" w:cs="Arial"/>
+        </w:rPr>
+        <w:t xml:space="preserve">, Modelo </w:t>
+      </w:r>
+      <w:r>
+        <w:t>{{modelo}}</w:t>
+      </w:r>
+      <w:r>
+        <w:rPr>
+          <w:rFonts w:ascii="Arial" w:hAnsi="Arial" w:cs="Arial"/>
+        </w:rPr>
+        <w:t xml:space="preserve">, Clase </w:t>
+      </w:r>
+      <w:r>
+        <w:t>{{clase}}</w:t>
+      </w:r>
+      <w:r>
+        <w:rPr>
+          <w:rFonts w:ascii="Arial" w:hAnsi="Arial" w:cs="Arial"/>
+        </w:rPr>
+        <w:t xml:space="preserve">, Motor </w:t>
+      </w:r>
+      <w:r>
+        <w:t>{{motor}}</w:t>
       </w:r>
       <w:r>
         <w:rPr>
@@ -365,16 +372,7 @@
         <w:t xml:space="preserve">, Propietario </w:t>
       </w:r>
       <w:r>
-        <w:rPr>
-          <w:rFonts w:ascii="Arial" w:hAnsi="Arial" w:cs="Arial"/>
-        </w:rPr>
-        <w:t>EDIE EMIRO RODRIGUEZ</w:t>
-      </w:r>
-      <w:r>
-        <w:rPr>
-          <w:rFonts w:ascii="Arial" w:hAnsi="Arial" w:cs="Arial"/>
-        </w:rPr>
-        <w:t xml:space="preserve"> C.C.</w:t>
+        <w:t>{{nombre_propietario}}</w:t>
       </w:r>
       <w:r>
         <w:t xml:space="preserve"> </w:t>
@@ -383,7 +381,16 @@
         <w:rPr>
           <w:rFonts w:ascii="Arial" w:hAnsi="Arial" w:cs="Arial"/>
         </w:rPr>
-        <w:t xml:space="preserve">98.348.200 </w:t>
+        <w:t>C.C.</w:t>
+      </w:r>
+      <w:r>
+        <w:t xml:space="preserve"> </w:t>
+      </w:r>
+      <w:r>
+        <w:t>{{documento_propietario}}</w:t>
+      </w:r>
+      <w:r>
+        <w:t xml:space="preserve"> </w:t>
       </w:r>
       <w:r>
         <w:rPr>
@@ -392,16 +399,13 @@
         <w:t xml:space="preserve">de </w:t>
       </w:r>
       <w:r>
-        <w:rPr>
-          <w:rFonts w:ascii="Arial" w:hAnsi="Arial" w:cs="Arial"/>
-        </w:rPr>
-        <w:t>Los Andes -</w:t>
-      </w:r>
-      <w:r>
-        <w:rPr>
-          <w:rFonts w:ascii="Arial" w:hAnsi="Arial" w:cs="Arial"/>
-        </w:rPr>
-        <w:t xml:space="preserve"> Nariño.</w:t>
+        <w:t>{{ciudad_expedicion}}</w:t>
+      </w:r>
+      <w:r>
+        <w:rPr>
+          <w:rFonts w:ascii="Arial" w:hAnsi="Arial" w:cs="Arial"/>
+        </w:rPr>
+        <w:t>.</w:t>
       </w:r>
     </w:p>
     <w:p>
@@ -611,9 +615,6 @@
     <w:p>
       <w:pPr>
         <w:jc w:val="both"/>
-        <w:rPr>
-          <w:rFonts w:ascii="Arial" w:hAnsi="Arial" w:cs="Arial"/>
-        </w:rPr>
       </w:pPr>
       <w:r>
         <w:rPr>
@@ -622,43 +623,13 @@
         <w:t xml:space="preserve">El vehículo no se presenta al cumplimiento del plan de rodamiento desde el día </w:t>
       </w:r>
       <w:r>
-        <w:rPr>
-          <w:rFonts w:ascii="Arial" w:hAnsi="Arial" w:cs="Arial"/>
-        </w:rPr>
-        <w:t>28</w:t>
-      </w:r>
-      <w:r>
-        <w:rPr>
-          <w:rFonts w:ascii="Arial" w:hAnsi="Arial" w:cs="Arial"/>
-        </w:rPr>
-        <w:t xml:space="preserve"> de </w:t>
-      </w:r>
-      <w:proofErr w:type="gramStart"/>
-      <w:r>
-        <w:rPr>
-          <w:rFonts w:ascii="Arial" w:hAnsi="Arial" w:cs="Arial"/>
-        </w:rPr>
-        <w:t>Abril</w:t>
-      </w:r>
-      <w:proofErr w:type="gramEnd"/>
-      <w:r>
-        <w:rPr>
-          <w:rFonts w:ascii="Arial" w:hAnsi="Arial" w:cs="Arial"/>
-        </w:rPr>
-        <w:t xml:space="preserve"> de 202</w:t>
-      </w:r>
-      <w:r>
-        <w:rPr>
-          <w:rFonts w:ascii="Arial" w:hAnsi="Arial" w:cs="Arial"/>
-        </w:rPr>
-        <w:t>3</w:t>
-      </w:r>
-      <w:r>
-        <w:rPr>
-          <w:rFonts w:ascii="Arial" w:hAnsi="Arial" w:cs="Arial"/>
-        </w:rPr>
-        <w:t>.</w:t>
-      </w:r>
+        <w:t>{{fecha_larga}}</w:t>
+      </w:r>
+    </w:p>
+    <w:p>
+      <w:pPr>
+        <w:jc w:val="both"/>
+      </w:pPr>
     </w:p>
     <w:p>
       <w:pPr>
